--- a/Gabriel/Go/GABRIEL POPA.docx
+++ b/Gabriel/Go/GABRIEL POPA.docx
@@ -63,8 +63,6 @@
         </w:rPr>
         <w:t xml:space="preserve"> </w:t>
       </w:r>
-      <w:bookmarkStart w:id="0" w:name="_GoBack"/>
-      <w:bookmarkEnd w:id="0"/>
       <w:r>
         <w:rPr>
           <w:b/>
@@ -136,61 +134,10 @@
           <w:sz w:val="20"/>
           <w:szCs w:val="28"/>
         </w:rPr>
-        <w:t>, Romania</w:t>
-      </w:r>
-      <w:r>
-        <w:rPr>
-          <w:rStyle w:val="NormalWebChar"/>
-          <w:rFonts w:asciiTheme="majorBidi" w:hAnsiTheme="majorBidi" w:cstheme="majorBidi"/>
-          <w:bCs/>
-          <w:color w:val="000000" w:themeColor="text1"/>
-          <w:sz w:val="20"/>
-          <w:szCs w:val="28"/>
-        </w:rPr>
-        <w:t xml:space="preserve"> | </w:t>
-      </w:r>
-      <w:r>
-        <w:rPr>
-          <w:rStyle w:val="NormalWebChar"/>
-          <w:rFonts w:asciiTheme="majorBidi" w:hAnsiTheme="majorBidi" w:cstheme="majorBidi"/>
-          <w:bCs/>
-          <w:color w:val="000000" w:themeColor="text1"/>
-          <w:sz w:val="20"/>
-          <w:szCs w:val="28"/>
-        </w:rPr>
-        <w:t xml:space="preserve">+40 764309991 | </w:t>
-      </w:r>
-      <w:r>
-        <w:rPr>
-          <w:rFonts w:asciiTheme="majorBidi" w:eastAsia="Times New Roman" w:hAnsiTheme="majorBidi" w:cstheme="majorBidi"/>
-          <w:bCs/>
-          <w:color w:val="000000" w:themeColor="text1"/>
-          <w:szCs w:val="27"/>
-          <w:lang w:eastAsia="en-US"/>
-        </w:rPr>
-        <w:t>popagabriel0523@outlook.com</w:t>
-      </w:r>
-      <w:r>
-        <w:rPr>
-          <w:rFonts w:asciiTheme="majorBidi" w:eastAsia="Times New Roman" w:hAnsiTheme="majorBidi" w:cstheme="majorBidi"/>
-          <w:bCs/>
-          <w:color w:val="000000" w:themeColor="text1"/>
-          <w:szCs w:val="27"/>
-          <w:lang w:eastAsia="en-US"/>
-        </w:rPr>
-        <w:t xml:space="preserve"> | </w:t>
-      </w:r>
-      <w:r>
-        <w:rPr>
-          <w:rStyle w:val="NormalWebChar"/>
-          <w:rFonts w:asciiTheme="majorBidi" w:hAnsiTheme="majorBidi" w:cstheme="majorBidi"/>
-          <w:bCs/>
-          <w:color w:val="000000" w:themeColor="text1"/>
-          <w:sz w:val="20"/>
-          <w:szCs w:val="27"/>
-        </w:rPr>
-        <w:t>https://www.linkedin.com/in/gabriel-popa-89ba643a4/</w:t>
-      </w:r>
+        <w:t>, Romania | +40 764309991 | gabrielpdev@outlook.com | https://www.linkedin.com/in/gabriel-popa-12890b414/</w:t>
+      </w:r>
+      <w:bookmarkStart w:id="0" w:name="_GoBack"/>
+      <w:bookmarkEnd w:id="0"/>
     </w:p>
     <w:p>
       <w:pPr>
@@ -389,7 +336,6 @@
         </w:rPr>
         <w:t xml:space="preserve">, </w:t>
       </w:r>
-      <w:proofErr w:type="spellStart"/>
       <w:r>
         <w:rPr>
           <w:rStyle w:val="Strong"/>
@@ -398,7 +344,6 @@
         </w:rPr>
         <w:t>PostgreSQL</w:t>
       </w:r>
-      <w:proofErr w:type="spellEnd"/>
       <w:r>
         <w:rPr>
           <w:rFonts w:ascii="Times New Roman" w:hAnsi="Times New Roman" w:cs="Times New Roman"/>
@@ -423,7 +368,6 @@
         </w:rPr>
         <w:t xml:space="preserve">, </w:t>
       </w:r>
-      <w:proofErr w:type="spellStart"/>
       <w:r>
         <w:rPr>
           <w:rStyle w:val="Strong"/>
@@ -432,7 +376,6 @@
         </w:rPr>
         <w:t>Docker</w:t>
       </w:r>
-      <w:proofErr w:type="spellEnd"/>
       <w:r>
         <w:rPr>
           <w:rFonts w:ascii="Times New Roman" w:hAnsi="Times New Roman" w:cs="Times New Roman"/>
@@ -440,7 +383,6 @@
         </w:rPr>
         <w:t xml:space="preserve">, and </w:t>
       </w:r>
-      <w:proofErr w:type="spellStart"/>
       <w:r>
         <w:rPr>
           <w:rStyle w:val="Strong"/>
@@ -449,7 +391,6 @@
         </w:rPr>
         <w:t>Kubernetes</w:t>
       </w:r>
-      <w:proofErr w:type="spellEnd"/>
       <w:r>
         <w:rPr>
           <w:rFonts w:ascii="Times New Roman" w:hAnsi="Times New Roman" w:cs="Times New Roman"/>
@@ -895,17 +836,35 @@
         </w:rPr>
         <w:t xml:space="preserve"> </w:t>
       </w:r>
+      <w:r>
+        <w:rPr>
+          <w:rFonts w:ascii="Times New Roman" w:eastAsia="Times New Roman" w:hAnsi="Times New Roman" w:cs="Times New Roman"/>
+          <w:b/>
+          <w:bCs/>
+          <w:sz w:val="22"/>
+          <w:szCs w:val="22"/>
+          <w:lang w:eastAsia="en-US"/>
+        </w:rPr>
+        <w:t>PostgreSQL</w:t>
+      </w:r>
+      <w:r>
+        <w:rPr>
+          <w:rFonts w:ascii="Times New Roman" w:eastAsia="Times New Roman" w:hAnsi="Times New Roman" w:cs="Times New Roman"/>
+          <w:sz w:val="22"/>
+          <w:szCs w:val="22"/>
+          <w:lang w:eastAsia="en-US"/>
+        </w:rPr>
+        <w:t xml:space="preserve">, MySQL, SQL Server, </w:t>
+      </w:r>
       <w:proofErr w:type="spellStart"/>
       <w:r>
         <w:rPr>
           <w:rFonts w:ascii="Times New Roman" w:eastAsia="Times New Roman" w:hAnsi="Times New Roman" w:cs="Times New Roman"/>
-          <w:b/>
-          <w:bCs/>
           <w:sz w:val="22"/>
           <w:szCs w:val="22"/>
           <w:lang w:eastAsia="en-US"/>
         </w:rPr>
-        <w:t>PostgreSQL</w:t>
+        <w:t>Redis</w:t>
       </w:r>
       <w:proofErr w:type="spellEnd"/>
       <w:r>
@@ -915,47 +874,7 @@
           <w:szCs w:val="22"/>
           <w:lang w:eastAsia="en-US"/>
         </w:rPr>
-        <w:t xml:space="preserve">, MySQL, SQL Server, </w:t>
-      </w:r>
-      <w:proofErr w:type="spellStart"/>
-      <w:r>
-        <w:rPr>
-          <w:rFonts w:ascii="Times New Roman" w:eastAsia="Times New Roman" w:hAnsi="Times New Roman" w:cs="Times New Roman"/>
-          <w:sz w:val="22"/>
-          <w:szCs w:val="22"/>
-          <w:lang w:eastAsia="en-US"/>
-        </w:rPr>
-        <w:t>Redis</w:t>
-      </w:r>
-      <w:proofErr w:type="spellEnd"/>
-      <w:r>
-        <w:rPr>
-          <w:rFonts w:ascii="Times New Roman" w:eastAsia="Times New Roman" w:hAnsi="Times New Roman" w:cs="Times New Roman"/>
-          <w:sz w:val="22"/>
-          <w:szCs w:val="22"/>
-          <w:lang w:eastAsia="en-US"/>
-        </w:rPr>
-        <w:t xml:space="preserve">, </w:t>
-      </w:r>
-      <w:proofErr w:type="spellStart"/>
-      <w:r>
-        <w:rPr>
-          <w:rFonts w:ascii="Times New Roman" w:eastAsia="Times New Roman" w:hAnsi="Times New Roman" w:cs="Times New Roman"/>
-          <w:sz w:val="22"/>
-          <w:szCs w:val="22"/>
-          <w:lang w:eastAsia="en-US"/>
-        </w:rPr>
-        <w:t>MongoDB</w:t>
-      </w:r>
-      <w:proofErr w:type="spellEnd"/>
-      <w:r>
-        <w:rPr>
-          <w:rFonts w:ascii="Times New Roman" w:eastAsia="Times New Roman" w:hAnsi="Times New Roman" w:cs="Times New Roman"/>
-          <w:sz w:val="22"/>
-          <w:szCs w:val="22"/>
-          <w:lang w:eastAsia="en-US"/>
-        </w:rPr>
-        <w:t xml:space="preserve"> basics, </w:t>
+        <w:t xml:space="preserve">, MongoDB basics, </w:t>
       </w:r>
       <w:proofErr w:type="spellStart"/>
       <w:r>
@@ -1023,32 +942,78 @@
           <w:szCs w:val="22"/>
           <w:lang w:eastAsia="en-US"/>
         </w:rPr>
-        <w:t xml:space="preserve">Cloud &amp; </w:t>
+        <w:t>Cloud &amp; DevOps:</w:t>
+      </w:r>
+      <w:r>
+        <w:rPr>
+          <w:rFonts w:ascii="Times New Roman" w:eastAsia="Times New Roman" w:hAnsi="Times New Roman" w:cs="Times New Roman"/>
+          <w:sz w:val="22"/>
+          <w:szCs w:val="22"/>
+          <w:lang w:eastAsia="en-US"/>
+        </w:rPr>
+        <w:t xml:space="preserve"> </w:t>
+      </w:r>
+      <w:r>
+        <w:rPr>
+          <w:rFonts w:ascii="Times New Roman" w:eastAsia="Times New Roman" w:hAnsi="Times New Roman" w:cs="Times New Roman"/>
+          <w:b/>
+          <w:bCs/>
+          <w:sz w:val="22"/>
+          <w:szCs w:val="22"/>
+          <w:lang w:eastAsia="en-US"/>
+        </w:rPr>
+        <w:t>Docker</w:t>
+      </w:r>
+      <w:r>
+        <w:rPr>
+          <w:rFonts w:ascii="Times New Roman" w:eastAsia="Times New Roman" w:hAnsi="Times New Roman" w:cs="Times New Roman"/>
+          <w:sz w:val="22"/>
+          <w:szCs w:val="22"/>
+          <w:lang w:eastAsia="en-US"/>
+        </w:rPr>
+        <w:t xml:space="preserve">, </w:t>
+      </w:r>
+      <w:r>
+        <w:rPr>
+          <w:rFonts w:ascii="Times New Roman" w:eastAsia="Times New Roman" w:hAnsi="Times New Roman" w:cs="Times New Roman"/>
+          <w:b/>
+          <w:bCs/>
+          <w:sz w:val="22"/>
+          <w:szCs w:val="22"/>
+          <w:lang w:eastAsia="en-US"/>
+        </w:rPr>
+        <w:t>Kubernetes</w:t>
+      </w:r>
+      <w:r>
+        <w:rPr>
+          <w:rFonts w:ascii="Times New Roman" w:eastAsia="Times New Roman" w:hAnsi="Times New Roman" w:cs="Times New Roman"/>
+          <w:sz w:val="22"/>
+          <w:szCs w:val="22"/>
+          <w:lang w:eastAsia="en-US"/>
+        </w:rPr>
+        <w:t xml:space="preserve">, Helm, </w:t>
       </w:r>
       <w:proofErr w:type="spellStart"/>
       <w:r>
         <w:rPr>
           <w:rFonts w:ascii="Times New Roman" w:eastAsia="Times New Roman" w:hAnsi="Times New Roman" w:cs="Times New Roman"/>
-          <w:b/>
-          <w:bCs/>
           <w:sz w:val="22"/>
           <w:szCs w:val="22"/>
           <w:lang w:eastAsia="en-US"/>
         </w:rPr>
-        <w:t>DevOps</w:t>
+        <w:t>Git</w:t>
       </w:r>
       <w:proofErr w:type="spellEnd"/>
       <w:r>
         <w:rPr>
           <w:rFonts w:ascii="Times New Roman" w:eastAsia="Times New Roman" w:hAnsi="Times New Roman" w:cs="Times New Roman"/>
-          <w:b/>
-          <w:bCs/>
           <w:sz w:val="22"/>
           <w:szCs w:val="22"/>
           <w:lang w:eastAsia="en-US"/>
         </w:rPr>
-        <w:t>:</w:t>
-      </w:r>
+        <w:t xml:space="preserve">, GitHub Actions, </w:t>
+      </w:r>
+      <w:proofErr w:type="spellStart"/>
       <w:r>
         <w:rPr>
           <w:rFonts w:ascii="Times New Roman" w:eastAsia="Times New Roman" w:hAnsi="Times New Roman" w:cs="Times New Roman"/>
@@ -1056,151 +1021,17 @@
           <w:szCs w:val="22"/>
           <w:lang w:eastAsia="en-US"/>
         </w:rPr>
-        <w:t xml:space="preserve"> </w:t>
-      </w:r>
-      <w:proofErr w:type="spellStart"/>
-      <w:r>
-        <w:rPr>
-          <w:rFonts w:ascii="Times New Roman" w:eastAsia="Times New Roman" w:hAnsi="Times New Roman" w:cs="Times New Roman"/>
-          <w:b/>
-          <w:bCs/>
+        <w:t>GitLab</w:t>
+      </w:r>
+      <w:proofErr w:type="spellEnd"/>
+      <w:r>
+        <w:rPr>
+          <w:rFonts w:ascii="Times New Roman" w:eastAsia="Times New Roman" w:hAnsi="Times New Roman" w:cs="Times New Roman"/>
           <w:sz w:val="22"/>
           <w:szCs w:val="22"/>
           <w:lang w:eastAsia="en-US"/>
         </w:rPr>
-        <w:t>Docker</w:t>
-      </w:r>
-      <w:proofErr w:type="spellEnd"/>
-      <w:r>
-        <w:rPr>
-          <w:rFonts w:ascii="Times New Roman" w:eastAsia="Times New Roman" w:hAnsi="Times New Roman" w:cs="Times New Roman"/>
-          <w:sz w:val="22"/>
-          <w:szCs w:val="22"/>
-          <w:lang w:eastAsia="en-US"/>
-        </w:rPr>
-        <w:t xml:space="preserve">, </w:t>
-      </w:r>
-      <w:proofErr w:type="spellStart"/>
-      <w:r>
-        <w:rPr>
-          <w:rFonts w:ascii="Times New Roman" w:eastAsia="Times New Roman" w:hAnsi="Times New Roman" w:cs="Times New Roman"/>
-          <w:b/>
-          <w:bCs/>
-          <w:sz w:val="22"/>
-          <w:szCs w:val="22"/>
-          <w:lang w:eastAsia="en-US"/>
-        </w:rPr>
-        <w:t>Kubernetes</w:t>
-      </w:r>
-      <w:proofErr w:type="spellEnd"/>
-      <w:r>
-        <w:rPr>
-          <w:rFonts w:ascii="Times New Roman" w:eastAsia="Times New Roman" w:hAnsi="Times New Roman" w:cs="Times New Roman"/>
-          <w:sz w:val="22"/>
-          <w:szCs w:val="22"/>
-          <w:lang w:eastAsia="en-US"/>
-        </w:rPr>
-        <w:t xml:space="preserve">, Helm, </w:t>
-      </w:r>
-      <w:proofErr w:type="spellStart"/>
-      <w:r>
-        <w:rPr>
-          <w:rFonts w:ascii="Times New Roman" w:eastAsia="Times New Roman" w:hAnsi="Times New Roman" w:cs="Times New Roman"/>
-          <w:sz w:val="22"/>
-          <w:szCs w:val="22"/>
-          <w:lang w:eastAsia="en-US"/>
-        </w:rPr>
-        <w:t>Git</w:t>
-      </w:r>
-      <w:proofErr w:type="spellEnd"/>
-      <w:r>
-        <w:rPr>
-          <w:rFonts w:ascii="Times New Roman" w:eastAsia="Times New Roman" w:hAnsi="Times New Roman" w:cs="Times New Roman"/>
-          <w:sz w:val="22"/>
-          <w:szCs w:val="22"/>
-          <w:lang w:eastAsia="en-US"/>
-        </w:rPr>
-        <w:t xml:space="preserve">, </w:t>
-      </w:r>
-      <w:proofErr w:type="spellStart"/>
-      <w:r>
-        <w:rPr>
-          <w:rFonts w:ascii="Times New Roman" w:eastAsia="Times New Roman" w:hAnsi="Times New Roman" w:cs="Times New Roman"/>
-          <w:sz w:val="22"/>
-          <w:szCs w:val="22"/>
-          <w:lang w:eastAsia="en-US"/>
-        </w:rPr>
-        <w:t>GitHub</w:t>
-      </w:r>
-      <w:proofErr w:type="spellEnd"/>
-      <w:r>
-        <w:rPr>
-          <w:rFonts w:ascii="Times New Roman" w:eastAsia="Times New Roman" w:hAnsi="Times New Roman" w:cs="Times New Roman"/>
-          <w:sz w:val="22"/>
-          <w:szCs w:val="22"/>
-          <w:lang w:eastAsia="en-US"/>
-        </w:rPr>
-        <w:t xml:space="preserve"> Actions, </w:t>
-      </w:r>
-      <w:proofErr w:type="spellStart"/>
-      <w:r>
-        <w:rPr>
-          <w:rFonts w:ascii="Times New Roman" w:eastAsia="Times New Roman" w:hAnsi="Times New Roman" w:cs="Times New Roman"/>
-          <w:sz w:val="22"/>
-          <w:szCs w:val="22"/>
-          <w:lang w:eastAsia="en-US"/>
-        </w:rPr>
-        <w:t>GitLab</w:t>
-      </w:r>
-      <w:proofErr w:type="spellEnd"/>
-      <w:r>
-        <w:rPr>
-          <w:rFonts w:ascii="Times New Roman" w:eastAsia="Times New Roman" w:hAnsi="Times New Roman" w:cs="Times New Roman"/>
-          <w:sz w:val="22"/>
-          <w:szCs w:val="22"/>
-          <w:lang w:eastAsia="en-US"/>
-        </w:rPr>
-        <w:t xml:space="preserve"> CI, Jenkins, Linux, </w:t>
-      </w:r>
-      <w:proofErr w:type="spellStart"/>
-      <w:r>
-        <w:rPr>
-          <w:rFonts w:ascii="Times New Roman" w:eastAsia="Times New Roman" w:hAnsi="Times New Roman" w:cs="Times New Roman"/>
-          <w:sz w:val="22"/>
-          <w:szCs w:val="22"/>
-          <w:lang w:eastAsia="en-US"/>
-        </w:rPr>
-        <w:t>Nginx</w:t>
-      </w:r>
-      <w:proofErr w:type="spellEnd"/>
-      <w:r>
-        <w:rPr>
-          <w:rFonts w:ascii="Times New Roman" w:eastAsia="Times New Roman" w:hAnsi="Times New Roman" w:cs="Times New Roman"/>
-          <w:sz w:val="22"/>
-          <w:szCs w:val="22"/>
-          <w:lang w:eastAsia="en-US"/>
-        </w:rPr>
-        <w:t xml:space="preserve">, </w:t>
-      </w:r>
-      <w:proofErr w:type="spellStart"/>
-      <w:r>
-        <w:rPr>
-          <w:rFonts w:ascii="Times New Roman" w:eastAsia="Times New Roman" w:hAnsi="Times New Roman" w:cs="Times New Roman"/>
-          <w:sz w:val="22"/>
-          <w:szCs w:val="22"/>
-          <w:lang w:eastAsia="en-US"/>
-        </w:rPr>
-        <w:t>Terraform</w:t>
-      </w:r>
-      <w:proofErr w:type="spellEnd"/>
-      <w:r>
-        <w:rPr>
-          <w:rFonts w:ascii="Times New Roman" w:eastAsia="Times New Roman" w:hAnsi="Times New Roman" w:cs="Times New Roman"/>
-          <w:sz w:val="22"/>
-          <w:szCs w:val="22"/>
-          <w:lang w:eastAsia="en-US"/>
-        </w:rPr>
-        <w:t xml:space="preserve"> basics, AWS basics, CI/CD pipelines, release automation, containerized deployment</w:t>
+        <w:t xml:space="preserve"> CI, Jenkins, Linux, Nginx, Terraform basics, AWS basics, CI/CD pipelines, release automation, containerized deployment</w:t>
       </w:r>
     </w:p>
     <w:p>
@@ -1219,6 +1050,46 @@
           <w:lang w:eastAsia="en-US"/>
         </w:rPr>
       </w:pPr>
+      <w:r>
+        <w:rPr>
+          <w:rFonts w:ascii="Times New Roman" w:eastAsia="Times New Roman" w:hAnsi="Times New Roman" w:cs="Times New Roman"/>
+          <w:b/>
+          <w:bCs/>
+          <w:sz w:val="22"/>
+          <w:szCs w:val="22"/>
+          <w:lang w:eastAsia="en-US"/>
+        </w:rPr>
+        <w:t>Observability / Quality / Security:</w:t>
+      </w:r>
+      <w:r>
+        <w:rPr>
+          <w:rFonts w:ascii="Times New Roman" w:eastAsia="Times New Roman" w:hAnsi="Times New Roman" w:cs="Times New Roman"/>
+          <w:sz w:val="22"/>
+          <w:szCs w:val="22"/>
+          <w:lang w:eastAsia="en-US"/>
+        </w:rPr>
+        <w:t xml:space="preserve"> </w:t>
+      </w:r>
+      <w:r>
+        <w:rPr>
+          <w:rFonts w:ascii="Times New Roman" w:eastAsia="Times New Roman" w:hAnsi="Times New Roman" w:cs="Times New Roman"/>
+          <w:b/>
+          <w:bCs/>
+          <w:sz w:val="22"/>
+          <w:szCs w:val="22"/>
+          <w:lang w:eastAsia="en-US"/>
+        </w:rPr>
+        <w:t>Prometheus</w:t>
+      </w:r>
+      <w:r>
+        <w:rPr>
+          <w:rFonts w:ascii="Times New Roman" w:eastAsia="Times New Roman" w:hAnsi="Times New Roman" w:cs="Times New Roman"/>
+          <w:sz w:val="22"/>
+          <w:szCs w:val="22"/>
+          <w:lang w:eastAsia="en-US"/>
+        </w:rPr>
+        <w:t xml:space="preserve">, </w:t>
+      </w:r>
       <w:proofErr w:type="spellStart"/>
       <w:r>
         <w:rPr>
@@ -1229,20 +1100,19 @@
           <w:szCs w:val="22"/>
           <w:lang w:eastAsia="en-US"/>
         </w:rPr>
-        <w:t>Observability</w:t>
+        <w:t>Grafana</w:t>
       </w:r>
       <w:proofErr w:type="spellEnd"/>
       <w:r>
         <w:rPr>
           <w:rFonts w:ascii="Times New Roman" w:eastAsia="Times New Roman" w:hAnsi="Times New Roman" w:cs="Times New Roman"/>
-          <w:b/>
-          <w:bCs/>
           <w:sz w:val="22"/>
           <w:szCs w:val="22"/>
           <w:lang w:eastAsia="en-US"/>
         </w:rPr>
-        <w:t xml:space="preserve"> / Quality / Security:</w:t>
-      </w:r>
+        <w:t xml:space="preserve">, </w:t>
+      </w:r>
+      <w:proofErr w:type="spellStart"/>
       <w:r>
         <w:rPr>
           <w:rFonts w:ascii="Times New Roman" w:eastAsia="Times New Roman" w:hAnsi="Times New Roman" w:cs="Times New Roman"/>
@@ -1250,89 +1120,17 @@
           <w:szCs w:val="22"/>
           <w:lang w:eastAsia="en-US"/>
         </w:rPr>
-        <w:t xml:space="preserve"> </w:t>
-      </w:r>
-      <w:r>
-        <w:rPr>
-          <w:rFonts w:ascii="Times New Roman" w:eastAsia="Times New Roman" w:hAnsi="Times New Roman" w:cs="Times New Roman"/>
-          <w:b/>
-          <w:bCs/>
+        <w:t>OpenTelemetry</w:t>
+      </w:r>
+      <w:proofErr w:type="spellEnd"/>
+      <w:r>
+        <w:rPr>
+          <w:rFonts w:ascii="Times New Roman" w:eastAsia="Times New Roman" w:hAnsi="Times New Roman" w:cs="Times New Roman"/>
           <w:sz w:val="22"/>
           <w:szCs w:val="22"/>
           <w:lang w:eastAsia="en-US"/>
         </w:rPr>
-        <w:t>Prometheus</w:t>
-      </w:r>
-      <w:r>
-        <w:rPr>
-          <w:rFonts w:ascii="Times New Roman" w:eastAsia="Times New Roman" w:hAnsi="Times New Roman" w:cs="Times New Roman"/>
-          <w:sz w:val="22"/>
-          <w:szCs w:val="22"/>
-          <w:lang w:eastAsia="en-US"/>
-        </w:rPr>
-        <w:t xml:space="preserve">, </w:t>
-      </w:r>
-      <w:proofErr w:type="spellStart"/>
-      <w:r>
-        <w:rPr>
-          <w:rFonts w:ascii="Times New Roman" w:eastAsia="Times New Roman" w:hAnsi="Times New Roman" w:cs="Times New Roman"/>
-          <w:b/>
-          <w:bCs/>
-          <w:sz w:val="22"/>
-          <w:szCs w:val="22"/>
-          <w:lang w:eastAsia="en-US"/>
-        </w:rPr>
-        <w:t>Grafana</w:t>
-      </w:r>
-      <w:proofErr w:type="spellEnd"/>
-      <w:r>
-        <w:rPr>
-          <w:rFonts w:ascii="Times New Roman" w:eastAsia="Times New Roman" w:hAnsi="Times New Roman" w:cs="Times New Roman"/>
-          <w:sz w:val="22"/>
-          <w:szCs w:val="22"/>
-          <w:lang w:eastAsia="en-US"/>
-        </w:rPr>
-        <w:t xml:space="preserve">, </w:t>
-      </w:r>
-      <w:proofErr w:type="spellStart"/>
-      <w:r>
-        <w:rPr>
-          <w:rFonts w:ascii="Times New Roman" w:eastAsia="Times New Roman" w:hAnsi="Times New Roman" w:cs="Times New Roman"/>
-          <w:sz w:val="22"/>
-          <w:szCs w:val="22"/>
-          <w:lang w:eastAsia="en-US"/>
-        </w:rPr>
-        <w:t>OpenTelemetry</w:t>
-      </w:r>
-      <w:proofErr w:type="spellEnd"/>
-      <w:r>
-        <w:rPr>
-          <w:rFonts w:ascii="Times New Roman" w:eastAsia="Times New Roman" w:hAnsi="Times New Roman" w:cs="Times New Roman"/>
-          <w:sz w:val="22"/>
-          <w:szCs w:val="22"/>
-          <w:lang w:eastAsia="en-US"/>
-        </w:rPr>
-        <w:t xml:space="preserve"> basics, structured logging, error tracing, unit testing, integration testing, API testing, load-test support, JWT, </w:t>
-      </w:r>
-      <w:proofErr w:type="spellStart"/>
-      <w:r>
-        <w:rPr>
-          <w:rFonts w:ascii="Times New Roman" w:eastAsia="Times New Roman" w:hAnsi="Times New Roman" w:cs="Times New Roman"/>
-          <w:sz w:val="22"/>
-          <w:szCs w:val="22"/>
-          <w:lang w:eastAsia="en-US"/>
-        </w:rPr>
-        <w:t>OAuth</w:t>
-      </w:r>
-      <w:proofErr w:type="spellEnd"/>
-      <w:r>
-        <w:rPr>
-          <w:rFonts w:ascii="Times New Roman" w:eastAsia="Times New Roman" w:hAnsi="Times New Roman" w:cs="Times New Roman"/>
-          <w:sz w:val="22"/>
-          <w:szCs w:val="22"/>
-          <w:lang w:eastAsia="en-US"/>
-        </w:rPr>
-        <w:t xml:space="preserve"> basics, rate limiting, audit logging, secure configuration handling</w:t>
+        <w:t xml:space="preserve"> basics, structured logging, error tracing, unit testing, integration testing, API testing, load-test support, JWT, OAuth basics, rate limiting, audit logging, secure configuration handling</w:t>
       </w:r>
     </w:p>
     <w:p>
@@ -1509,7 +1307,6 @@
         </w:rPr>
         <w:t xml:space="preserve">, </w:t>
       </w:r>
-      <w:proofErr w:type="spellStart"/>
       <w:r>
         <w:rPr>
           <w:rFonts w:ascii="Times New Roman" w:eastAsia="Times New Roman" w:hAnsi="Times New Roman" w:cs="Times New Roman"/>
@@ -1521,7 +1318,6 @@
         </w:rPr>
         <w:t>PostgreSQL</w:t>
       </w:r>
-      <w:proofErr w:type="spellEnd"/>
       <w:r>
         <w:rPr>
           <w:rFonts w:ascii="Times New Roman" w:eastAsia="Times New Roman" w:hAnsi="Times New Roman" w:cs="Times New Roman"/>
@@ -2395,29 +2191,16 @@
         </w:rPr>
         <w:t xml:space="preserve">Supported migration of selected services from older deployment routines into </w:t>
       </w:r>
-      <w:proofErr w:type="spellStart"/>
-      <w:r>
-        <w:rPr>
-          <w:rFonts w:ascii="Times New Roman" w:eastAsia="Times New Roman" w:hAnsi="Times New Roman" w:cs="Times New Roman"/>
-          <w:b/>
-          <w:bCs/>
-          <w:sz w:val="22"/>
-          <w:szCs w:val="24"/>
-          <w:lang w:eastAsia="en-US"/>
-        </w:rPr>
-        <w:t>Docker</w:t>
-      </w:r>
-      <w:proofErr w:type="spellEnd"/>
-      <w:r>
-        <w:rPr>
-          <w:rFonts w:ascii="Times New Roman" w:eastAsia="Times New Roman" w:hAnsi="Times New Roman" w:cs="Times New Roman"/>
-          <w:b/>
-          <w:bCs/>
-          <w:sz w:val="22"/>
-          <w:szCs w:val="24"/>
-          <w:lang w:eastAsia="en-US"/>
-        </w:rPr>
-        <w:t>-based releases</w:t>
+      <w:r>
+        <w:rPr>
+          <w:rFonts w:ascii="Times New Roman" w:eastAsia="Times New Roman" w:hAnsi="Times New Roman" w:cs="Times New Roman"/>
+          <w:b/>
+          <w:bCs/>
+          <w:sz w:val="22"/>
+          <w:szCs w:val="24"/>
+          <w:lang w:eastAsia="en-US"/>
+        </w:rPr>
+        <w:t>Docker-based releases</w:t>
       </w:r>
       <w:r>
         <w:rPr>
@@ -3067,7 +2850,6 @@
         </w:rPr>
         <w:t xml:space="preserve">, </w:t>
       </w:r>
-      <w:proofErr w:type="spellStart"/>
       <w:r>
         <w:rPr>
           <w:rFonts w:ascii="Times New Roman" w:eastAsia="Times New Roman" w:hAnsi="Times New Roman" w:cs="Times New Roman"/>
@@ -3079,7 +2861,6 @@
         </w:rPr>
         <w:t>PostgreSQL</w:t>
       </w:r>
-      <w:proofErr w:type="spellEnd"/>
       <w:r>
         <w:rPr>
           <w:rFonts w:ascii="Times New Roman" w:eastAsia="Times New Roman" w:hAnsi="Times New Roman" w:cs="Times New Roman"/>
@@ -3089,7 +2870,6 @@
         </w:rPr>
         <w:t xml:space="preserve">, and </w:t>
       </w:r>
-      <w:proofErr w:type="spellStart"/>
       <w:r>
         <w:rPr>
           <w:rFonts w:ascii="Times New Roman" w:eastAsia="Times New Roman" w:hAnsi="Times New Roman" w:cs="Times New Roman"/>
@@ -3101,7 +2881,6 @@
         </w:rPr>
         <w:t>Docker</w:t>
       </w:r>
-      <w:proofErr w:type="spellEnd"/>
       <w:r>
         <w:rPr>
           <w:rFonts w:ascii="Times New Roman" w:eastAsia="Times New Roman" w:hAnsi="Times New Roman" w:cs="Times New Roman"/>
@@ -3926,29 +3705,16 @@
         </w:rPr>
         <w:t xml:space="preserve"> with </w:t>
       </w:r>
-      <w:proofErr w:type="spellStart"/>
-      <w:r>
-        <w:rPr>
-          <w:rFonts w:ascii="Times New Roman" w:eastAsia="Times New Roman" w:hAnsi="Times New Roman" w:cs="Times New Roman"/>
-          <w:b/>
-          <w:bCs/>
-          <w:sz w:val="22"/>
-          <w:szCs w:val="24"/>
-          <w:lang w:eastAsia="en-US"/>
-        </w:rPr>
-        <w:t>Docker</w:t>
-      </w:r>
-      <w:proofErr w:type="spellEnd"/>
-      <w:r>
-        <w:rPr>
-          <w:rFonts w:ascii="Times New Roman" w:eastAsia="Times New Roman" w:hAnsi="Times New Roman" w:cs="Times New Roman"/>
-          <w:b/>
-          <w:bCs/>
-          <w:sz w:val="22"/>
-          <w:szCs w:val="24"/>
-          <w:lang w:eastAsia="en-US"/>
-        </w:rPr>
-        <w:t xml:space="preserve"> Compose</w:t>
+      <w:r>
+        <w:rPr>
+          <w:rFonts w:ascii="Times New Roman" w:eastAsia="Times New Roman" w:hAnsi="Times New Roman" w:cs="Times New Roman"/>
+          <w:b/>
+          <w:bCs/>
+          <w:sz w:val="22"/>
+          <w:szCs w:val="24"/>
+          <w:lang w:eastAsia="en-US"/>
+        </w:rPr>
+        <w:t>Docker Compose</w:t>
       </w:r>
       <w:r>
         <w:rPr>
@@ -6573,53 +6339,16 @@
           <w:lang w:eastAsia="en-US"/>
         </w:rPr>
       </w:pPr>
-      <w:proofErr w:type="spellStart"/>
-      <w:r>
-        <w:rPr>
-          <w:rFonts w:ascii="Times New Roman" w:eastAsia="Times New Roman" w:hAnsi="Times New Roman" w:cs="Times New Roman"/>
-          <w:b/>
-          <w:bCs/>
-          <w:sz w:val="22"/>
-          <w:szCs w:val="24"/>
-          <w:lang w:eastAsia="en-US"/>
-        </w:rPr>
-        <w:t>Docker</w:t>
-      </w:r>
-      <w:proofErr w:type="spellEnd"/>
-      <w:r>
-        <w:rPr>
-          <w:rFonts w:ascii="Times New Roman" w:eastAsia="Times New Roman" w:hAnsi="Times New Roman" w:cs="Times New Roman"/>
-          <w:b/>
-          <w:bCs/>
-          <w:sz w:val="22"/>
-          <w:szCs w:val="24"/>
-          <w:lang w:eastAsia="en-US"/>
-        </w:rPr>
-        <w:t xml:space="preserve"> &amp; </w:t>
-      </w:r>
-      <w:proofErr w:type="spellStart"/>
-      <w:r>
-        <w:rPr>
-          <w:rFonts w:ascii="Times New Roman" w:eastAsia="Times New Roman" w:hAnsi="Times New Roman" w:cs="Times New Roman"/>
-          <w:b/>
-          <w:bCs/>
-          <w:sz w:val="22"/>
-          <w:szCs w:val="24"/>
-          <w:lang w:eastAsia="en-US"/>
-        </w:rPr>
-        <w:t>Kubernetes</w:t>
-      </w:r>
-      <w:proofErr w:type="spellEnd"/>
-      <w:r>
-        <w:rPr>
-          <w:rFonts w:ascii="Times New Roman" w:eastAsia="Times New Roman" w:hAnsi="Times New Roman" w:cs="Times New Roman"/>
-          <w:b/>
-          <w:bCs/>
-          <w:sz w:val="22"/>
-          <w:szCs w:val="24"/>
-          <w:lang w:eastAsia="en-US"/>
-        </w:rPr>
-        <w:t xml:space="preserve"> Foundations</w:t>
+      <w:r>
+        <w:rPr>
+          <w:rFonts w:ascii="Times New Roman" w:eastAsia="Times New Roman" w:hAnsi="Times New Roman" w:cs="Times New Roman"/>
+          <w:b/>
+          <w:bCs/>
+          <w:sz w:val="22"/>
+          <w:szCs w:val="24"/>
+          <w:lang w:eastAsia="en-US"/>
+        </w:rPr>
+        <w:t>Docker &amp; Kubernetes Foundations</w:t>
       </w:r>
       <w:r>
         <w:rPr>
@@ -6737,29 +6466,16 @@
           <w:lang w:eastAsia="en-US"/>
         </w:rPr>
       </w:pPr>
-      <w:proofErr w:type="spellStart"/>
-      <w:r>
-        <w:rPr>
-          <w:rFonts w:ascii="Times New Roman" w:eastAsia="Times New Roman" w:hAnsi="Times New Roman" w:cs="Times New Roman"/>
-          <w:b/>
-          <w:bCs/>
-          <w:sz w:val="22"/>
-          <w:szCs w:val="24"/>
-          <w:lang w:eastAsia="en-US"/>
-        </w:rPr>
-        <w:t>PostgreSQL</w:t>
-      </w:r>
-      <w:proofErr w:type="spellEnd"/>
-      <w:r>
-        <w:rPr>
-          <w:rFonts w:ascii="Times New Roman" w:eastAsia="Times New Roman" w:hAnsi="Times New Roman" w:cs="Times New Roman"/>
-          <w:b/>
-          <w:bCs/>
-          <w:sz w:val="22"/>
-          <w:szCs w:val="24"/>
-          <w:lang w:eastAsia="en-US"/>
-        </w:rPr>
-        <w:t xml:space="preserve"> for Developers</w:t>
+      <w:r>
+        <w:rPr>
+          <w:rFonts w:ascii="Times New Roman" w:eastAsia="Times New Roman" w:hAnsi="Times New Roman" w:cs="Times New Roman"/>
+          <w:b/>
+          <w:bCs/>
+          <w:sz w:val="22"/>
+          <w:szCs w:val="24"/>
+          <w:lang w:eastAsia="en-US"/>
+        </w:rPr>
+        <w:t>PostgreSQL for Developers</w:t>
       </w:r>
       <w:r>
         <w:rPr>
@@ -10525,7 +10241,6 @@
       <w:jc w:val="both"/>
     </w:pPr>
     <w:tblPr>
-      <w:tblInd w:w="0" w:type="dxa"/>
       <w:tblBorders>
         <w:top w:val="single" w:sz="4" w:space="0" w:color="auto"/>
         <w:left w:val="single" w:sz="4" w:space="0" w:color="auto"/>
@@ -10534,12 +10249,6 @@
         <w:insideH w:val="single" w:sz="4" w:space="0" w:color="auto"/>
         <w:insideV w:val="single" w:sz="4" w:space="0" w:color="auto"/>
       </w:tblBorders>
-      <w:tblCellMar>
-        <w:top w:w="0" w:type="dxa"/>
-        <w:left w:w="108" w:type="dxa"/>
-        <w:bottom w:w="0" w:type="dxa"/>
-        <w:right w:w="108" w:type="dxa"/>
-      </w:tblCellMar>
     </w:tblPr>
   </w:style>
   <w:style w:type="character" w:customStyle="1" w:styleId="NormalWebChar">
@@ -10810,7 +10519,6 @@
       <w:jc w:val="both"/>
     </w:pPr>
     <w:tblPr>
-      <w:tblInd w:w="0" w:type="dxa"/>
       <w:tblBorders>
         <w:top w:val="single" w:sz="4" w:space="0" w:color="auto"/>
         <w:left w:val="single" w:sz="4" w:space="0" w:color="auto"/>
@@ -10819,12 +10527,6 @@
         <w:insideH w:val="single" w:sz="4" w:space="0" w:color="auto"/>
         <w:insideV w:val="single" w:sz="4" w:space="0" w:color="auto"/>
       </w:tblBorders>
-      <w:tblCellMar>
-        <w:top w:w="0" w:type="dxa"/>
-        <w:left w:w="108" w:type="dxa"/>
-        <w:bottom w:w="0" w:type="dxa"/>
-        <w:right w:w="108" w:type="dxa"/>
-      </w:tblCellMar>
     </w:tblPr>
   </w:style>
   <w:style w:type="character" w:customStyle="1" w:styleId="NormalWebChar">

--- a/Gabriel/Go/GABRIEL POPA.docx
+++ b/Gabriel/Go/GABRIEL POPA.docx
@@ -136,8 +136,6 @@
         </w:rPr>
         <w:t>, Romania | +40 764309991 | gabrielpdev@outlook.com | https://www.linkedin.com/in/gabriel-popa-12890b414/</w:t>
       </w:r>
-      <w:bookmarkStart w:id="0" w:name="_GoBack"/>
-      <w:bookmarkEnd w:id="0"/>
     </w:p>
     <w:p>
       <w:pPr>
@@ -1230,8 +1228,10 @@
           <w:sz w:val="22"/>
           <w:szCs w:val="28"/>
         </w:rPr>
-        <w:t xml:space="preserve">2024 – </w:t>
-      </w:r>
+        <w:t xml:space="preserve"> </w:t>
+      </w:r>
+      <w:bookmarkStart w:id="0" w:name="_GoBack"/>
+      <w:bookmarkEnd w:id="0"/>
       <w:r>
         <w:rPr>
           <w:rFonts w:asciiTheme="majorBidi" w:hAnsiTheme="majorBidi" w:cstheme="majorBidi"/>
@@ -1239,7 +1239,43 @@
           <w:sz w:val="22"/>
           <w:szCs w:val="28"/>
         </w:rPr>
-        <w:t>Dec 2025)</w:t>
+        <w:t xml:space="preserve">2024 – </w:t>
+      </w:r>
+      <w:r>
+        <w:rPr>
+          <w:rFonts w:asciiTheme="majorBidi" w:hAnsiTheme="majorBidi" w:cstheme="majorBidi"/>
+          <w:i/>
+          <w:sz w:val="22"/>
+          <w:szCs w:val="28"/>
+        </w:rPr>
+        <w:t>May</w:t>
+      </w:r>
+      <w:r>
+        <w:rPr>
+          <w:rFonts w:asciiTheme="majorBidi" w:hAnsiTheme="majorBidi" w:cstheme="majorBidi"/>
+          <w:i/>
+          <w:sz w:val="22"/>
+          <w:szCs w:val="28"/>
+        </w:rPr>
+        <w:t xml:space="preserve"> 202</w:t>
+      </w:r>
+      <w:r>
+        <w:rPr>
+          <w:rFonts w:asciiTheme="majorBidi" w:hAnsiTheme="majorBidi" w:cstheme="majorBidi"/>
+          <w:i/>
+          <w:sz w:val="22"/>
+          <w:szCs w:val="28"/>
+        </w:rPr>
+        <w:t>6</w:t>
+      </w:r>
+      <w:r>
+        <w:rPr>
+          <w:rFonts w:asciiTheme="majorBidi" w:hAnsiTheme="majorBidi" w:cstheme="majorBidi"/>
+          <w:i/>
+          <w:sz w:val="22"/>
+          <w:szCs w:val="28"/>
+        </w:rPr>
+        <w:t>)</w:t>
       </w:r>
     </w:p>
     <w:p>
@@ -4065,7 +4101,7 @@
           <w:sz w:val="22"/>
           <w:szCs w:val="28"/>
         </w:rPr>
-        <w:t>Sept</w:t>
+        <w:t>Sep</w:t>
       </w:r>
       <w:r>
         <w:rPr>
